--- a/0043_wedding_type_picker/0043_wedding_type_picker.docx
+++ b/0043_wedding_type_picker/0043_wedding_type_picker.docx
@@ -2,7 +2,7 @@
 <file path=word/document.xml><?xml version="1.0" encoding="utf-8"?>
 <w:document xmlns:w="http://schemas.openxmlformats.org/wordprocessingml/2006/main" xmlns:m="http://schemas.openxmlformats.org/officeDocument/2006/math" xmlns:r="http://schemas.openxmlformats.org/officeDocument/2006/relationships" xmlns:o="urn:schemas-microsoft-com:office:office" xmlns:v="urn:schemas-microsoft-com:vml" xmlns:w10="urn:schemas-microsoft-com:office:word" xmlns:a="http://schemas.openxmlformats.org/drawingml/2006/main" xmlns:pic="http://schemas.openxmlformats.org/drawingml/2006/picture" xmlns:wp="http://schemas.openxmlformats.org/drawingml/2006/wordprocessingDrawing">
   <w:body>
-    <w:bookmarkStart w:id="46" w:name="X1a5dc974e427bc40df9544880e6e2b54b6b10c3"/>
+    <w:bookmarkStart w:id="47" w:name="X1a5dc974e427bc40df9544880e6e2b54b6b10c3"/>
     <w:p>
       <w:pPr>
         <w:pStyle w:val="Heading1"/>
@@ -13,20 +13,48 @@
     </w:p>
     <w:p>
       <w:pPr>
-        <w:pStyle w:val="FirstParagraph"/>
+        <w:pStyle w:val="Heading2"/>
+      </w:pPr>
+      <w:bookmarkStart w:id="9" w:name="X15fe45fd35a3898cec2809a953f74255a18bbe7"/>
+      <w:r>
+        <w:t xml:space="preserve">WARNING: AS-BUILT CORRECTION — 2026-06-07 (reconciled to live site + origin/main @ 34347c3c)</w:t>
+      </w:r>
+      <w:bookmarkEnd w:id="9"/>
+    </w:p>
+    <w:p>
+      <w:pPr>
+        <w:pStyle w:val="BlockText"/>
       </w:pPr>
       <w:r>
         <w:rPr>
           <w:b/>
           <w:bCs/>
         </w:rPr>
-        <w:t xml:space="preserve">Iteration number:</w:t>
-      </w:r>
-      <w:r>
-        <w:t xml:space="preserve"> </w:t>
-      </w:r>
-      <w:r>
-        <w:t xml:space="preserve">0043</w:t>
+        <w:t xml:space="preserve">This spec is HISTORICAL.</w:t>
+      </w:r>
+      <w:r>
+        <w:t xml:space="preserve"> </w:t>
+      </w:r>
+      <w:r>
+        <w:t xml:space="preserve">Authoritative current state = the live site (www.setnayan.com) + shipped code +</w:t>
+      </w:r>
+      <w:r>
+        <w:t xml:space="preserve"> </w:t>
+      </w:r>
+      <w:r>
+        <w:rPr>
+          <w:rStyle w:val="VerbatimChar"/>
+        </w:rPr>
+        <w:t xml:space="preserve">AS_BUILT_GROUND_TRUTH_2026-06-07.md</w:t>
+      </w:r>
+      <w:r>
+        <w:t xml:space="preserve">. Deltas vs what actually shipped:</w:t>
+      </w:r>
+      <w:r>
+        <w:t xml:space="preserve"> </w:t>
+      </w:r>
+      <w:r>
+        <w:t xml:space="preserve">-</w:t>
       </w:r>
       <w:r>
         <w:t xml:space="preserve"> </w:t>
@@ -36,22 +64,316 @@
           <w:b/>
           <w:bCs/>
         </w:rPr>
-        <w:t xml:space="preserve">Topic:</w:t>
-      </w:r>
-      <w:r>
-        <w:t xml:space="preserve"> </w:t>
-      </w:r>
-      <w:r>
-        <w:t xml:space="preserve">Two-axis wedding-type picker (Ceremony Type × Venue Setting) with conditional sub-types; powers downstream filtering, Concierge branching, vendor surfacing, and showcase taxonomy</w:t>
-      </w:r>
-      <w:r>
-        <w:t xml:space="preserve"> </w:t>
-      </w:r>
-      <w:r>
-        <w:rPr>
+        <w:t xml:space="preserve">Largely SHIPPED and accurate</w:t>
+      </w:r>
+      <w:r>
+        <w:t xml:space="preserve"> </w:t>
+      </w:r>
+      <w:r>
+        <w:t xml:space="preserve">— the two-axis picker (</w:t>
+      </w:r>
+      <w:r>
+        <w:rPr>
+          <w:rStyle w:val="VerbatimChar"/>
+        </w:rPr>
+        <w:t xml:space="preserve">app/dashboard/create-event/_components/wedding-type-picker.tsx</w:t>
+      </w:r>
+      <w:r>
+        <w:t xml:space="preserve">), the</w:t>
+      </w:r>
+      <w:r>
+        <w:t xml:space="preserve"> </w:t>
+      </w:r>
+      <w:r>
+        <w:rPr>
+          <w:rStyle w:val="VerbatimChar"/>
+        </w:rPr>
+        <w:t xml:space="preserve">events</w:t>
+      </w:r>
+      <w:r>
+        <w:t xml:space="preserve"> </w:t>
+      </w:r>
+      <w:r>
+        <w:t xml:space="preserve">ceremony/venue columns, the admin gate at</w:t>
+      </w:r>
+      <w:r>
+        <w:t xml:space="preserve"> </w:t>
+      </w:r>
+      <w:r>
+        <w:rPr>
+          <w:rStyle w:val="VerbatimChar"/>
+        </w:rPr>
+        <w:t xml:space="preserve">/admin/wedding-types</w:t>
+      </w:r>
+      <w:r>
+        <w:t xml:space="preserve">, and the traditions guide at</w:t>
+      </w:r>
+      <w:r>
+        <w:t xml:space="preserve"> </w:t>
+      </w:r>
+      <w:r>
+        <w:rPr>
+          <w:rStyle w:val="VerbatimChar"/>
+        </w:rPr>
+        <w:t xml:space="preserve">/admin/wedding-traditions</w:t>
+      </w:r>
+      <w:r>
+        <w:t xml:space="preserve"> </w:t>
+      </w:r>
+      <w:r>
+        <w:t xml:space="preserve">(DB-backed</w:t>
+      </w:r>
+      <w:r>
+        <w:t xml:space="preserve"> </w:t>
+      </w:r>
+      <w:r>
+        <w:rPr>
+          <w:rStyle w:val="VerbatimChar"/>
+        </w:rPr>
+        <w:t xml:space="preserve">wedding_tradition_items</w:t>
+      </w:r>
+      <w:r>
+        <w:t xml:space="preserve">) all exist. The</w:t>
+      </w:r>
+      <w:r>
+        <w:t xml:space="preserve"> </w:t>
+      </w:r>
+      <w:r>
+        <w:t xml:space="preserve">“Per-religion updates — SHIPPED 2026-06-03/04”</w:t>
+      </w:r>
+      <w:r>
+        <w:t xml:space="preserve"> </w:t>
+      </w:r>
+      <w:r>
+        <w:t xml:space="preserve">section at the bottom of this body already reconciles the bulk of it.</w:t>
+      </w:r>
+      <w:r>
+        <w:t xml:space="preserve"> </w:t>
+      </w:r>
+      <w:r>
+        <w:t xml:space="preserve">-</w:t>
+      </w:r>
+      <w:r>
+        <w:t xml:space="preserve"> </w:t>
+      </w:r>
+      <w:r>
+        <w:rPr>
+          <w:rStyle w:val="VerbatimChar"/>
           <w:b/>
           <w:bCs/>
         </w:rPr>
+        <w:t xml:space="preserve">chinese</w:t>
+      </w:r>
+      <w:r>
+        <w:rPr>
+          <w:b/>
+          <w:bCs/>
+        </w:rPr>
+        <w:t xml:space="preserve"> </w:t>
+      </w:r>
+      <w:r>
+        <w:rPr>
+          <w:b/>
+          <w:bCs/>
+        </w:rPr>
+        <w:t xml:space="preserve">ceremony type SHIPPED and ACTIVE</w:t>
+      </w:r>
+      <w:r>
+        <w:t xml:space="preserve"> </w:t>
+      </w:r>
+      <w:r>
+        <w:t xml:space="preserve">— supersedes the spec’s</w:t>
+      </w:r>
+      <w:r>
+        <w:t xml:space="preserve"> </w:t>
+      </w:r>
+      <w:r>
+        <w:t xml:space="preserve">“V1.1 ships 2 active (Catholic + Civil) + 4 Coming Soon”</w:t>
+      </w:r>
+      <w:r>
+        <w:t xml:space="preserve"> </w:t>
+      </w:r>
+      <w:r>
+        <w:t xml:space="preserve">framing. The owner’s</w:t>
+      </w:r>
+      <w:r>
+        <w:t xml:space="preserve"> </w:t>
+      </w:r>
+      <w:r>
+        <w:t xml:space="preserve">“keep everything live”</w:t>
+      </w:r>
+      <w:r>
+        <w:t xml:space="preserve"> </w:t>
+      </w:r>
+      <w:r>
+        <w:t xml:space="preserve">decision means all religions are currently selectable, not gated to 2.</w:t>
+      </w:r>
+      <w:r>
+        <w:t xml:space="preserve"> </w:t>
+      </w:r>
+      <w:r>
+        <w:t xml:space="preserve">-</w:t>
+      </w:r>
+      <w:r>
+        <w:t xml:space="preserve"> </w:t>
+      </w:r>
+      <w:r>
+        <w:rPr>
+          <w:b/>
+          <w:bCs/>
+        </w:rPr>
+        <w:t xml:space="preserve">Concierge branching is DEAD</w:t>
+      </w:r>
+      <w:r>
+        <w:t xml:space="preserve"> </w:t>
+      </w:r>
+      <w:r>
+        <w:t xml:space="preserve">— every reference to the</w:t>
+      </w:r>
+      <w:r>
+        <w:t xml:space="preserve"> </w:t>
+      </w:r>
+      <w:r>
+        <w:t xml:space="preserve">“Concierge wizard branch”</w:t>
+      </w:r>
+      <w:r>
+        <w:t xml:space="preserve"> </w:t>
+      </w:r>
+      <w:r>
+        <w:t xml:space="preserve">(downstream impact table, smart-defaults) is stale: the planner SKU is</w:t>
+      </w:r>
+      <w:r>
+        <w:t xml:space="preserve"> </w:t>
+      </w:r>
+      <w:r>
+        <w:rPr>
+          <w:b/>
+          <w:bCs/>
+        </w:rPr>
+        <w:t xml:space="preserve">Today’s Focus ₱1,499</w:t>
+      </w:r>
+      <w:r>
+        <w:t xml:space="preserve"> </w:t>
+      </w:r>
+      <w:r>
+        <w:t xml:space="preserve">(NOT Setnayan Concierge ₱4,999) and the couple-app Today’s Focus wizard is</w:t>
+      </w:r>
+      <w:r>
+        <w:t xml:space="preserve"> </w:t>
+      </w:r>
+      <w:r>
+        <w:rPr>
+          <w:b/>
+          <w:bCs/>
+        </w:rPr>
+        <w:t xml:space="preserve">retired in code</w:t>
+      </w:r>
+      <w:r>
+        <w:t xml:space="preserve">. Faith now drives onboarding + per-service deadline timelines + the</w:t>
+      </w:r>
+      <w:r>
+        <w:t xml:space="preserve"> </w:t>
+      </w:r>
+      <w:r>
+        <w:rPr>
+          <w:rStyle w:val="VerbatimChar"/>
+        </w:rPr>
+        <w:t xml:space="preserve">/paperwork</w:t>
+      </w:r>
+      <w:r>
+        <w:t xml:space="preserve"> </w:t>
+      </w:r>
+      <w:r>
+        <w:t xml:space="preserve">guide, not a wizard branch.</w:t>
+      </w:r>
+      <w:r>
+        <w:t xml:space="preserve"> </w:t>
+      </w:r>
+      <w:r>
+        <w:t xml:space="preserve">-</w:t>
+      </w:r>
+      <w:r>
+        <w:t xml:space="preserve"> </w:t>
+      </w:r>
+      <w:r>
+        <w:rPr>
+          <w:b/>
+          <w:bCs/>
+        </w:rPr>
+        <w:t xml:space="preserve">Vendor↔customer money is OFF-PLATFORM (0% commission)</w:t>
+      </w:r>
+      <w:r>
+        <w:t xml:space="preserve"> </w:t>
+      </w:r>
+      <w:r>
+        <w:t xml:space="preserve">— any downstream assumption of a Setnayan Pay cut is retired.</w:t>
+      </w:r>
+      <w:r>
+        <w:t xml:space="preserve"> </w:t>
+      </w:r>
+      <w:r>
+        <w:t xml:space="preserve">- Picker enum values confirmed in code: ceremony {catholic, civil, inc, christian, muslim, cultural, chinese, mixed}; venue {banquet_hall, garden, beach, destination, heritage, outdoor_tent, civil_registrar}.</w:t>
+      </w:r>
+    </w:p>
+    <w:p>
+      <w:pPr>
+        <w:pStyle w:val="BlockText"/>
+      </w:pPr>
+      <w:r>
+        <w:t xml:space="preserve">When this body disagrees with the above,</w:t>
+      </w:r>
+      <w:r>
+        <w:t xml:space="preserve"> </w:t>
+      </w:r>
+      <w:r>
+        <w:rPr>
+          <w:b/>
+          <w:bCs/>
+        </w:rPr>
+        <w:t xml:space="preserve">the above wins.</w:t>
+      </w:r>
+    </w:p>
+    <w:p>
+      <w:pPr>
+        <w:pStyle w:val="FirstParagraph"/>
+      </w:pPr>
+      <w:r>
+        <w:rPr>
+          <w:b/>
+          <w:bCs/>
+        </w:rPr>
+        <w:t xml:space="preserve">Iteration number:</w:t>
+      </w:r>
+      <w:r>
+        <w:t xml:space="preserve"> </w:t>
+      </w:r>
+      <w:r>
+        <w:t xml:space="preserve">0043</w:t>
+      </w:r>
+      <w:r>
+        <w:t xml:space="preserve"> </w:t>
+      </w:r>
+      <w:r>
+        <w:rPr>
+          <w:b/>
+          <w:bCs/>
+        </w:rPr>
+        <w:t xml:space="preserve">Topic:</w:t>
+      </w:r>
+      <w:r>
+        <w:t xml:space="preserve"> </w:t>
+      </w:r>
+      <w:r>
+        <w:t xml:space="preserve">Two-axis wedding-type picker (Ceremony Type × Venue Setting) with conditional sub-types; powers downstream filtering, Concierge branching, vendor surfacing, and showcase taxonomy</w:t>
+      </w:r>
+      <w:r>
+        <w:t xml:space="preserve"> </w:t>
+      </w:r>
+      <w:r>
+        <w:rPr>
+          <w:b/>
+          <w:bCs/>
+        </w:rPr>
         <w:t xml:space="preserve">Surface:</w:t>
       </w:r>
       <w:r>
@@ -60,7 +382,7 @@
       <w:r>
         <w:t xml:space="preserve">Couple-side event creation flow (</w:t>
       </w:r>
-      <w:hyperlink r:id="rId9">
+      <w:hyperlink r:id="rId10">
         <w:r>
           <w:rPr>
             <w:rStyle w:val="Hyperlink"/>
@@ -71,7 +393,7 @@
       <w:r>
         <w:t xml:space="preserve">) + couple dashboard event settings (</w:t>
       </w:r>
-      <w:hyperlink r:id="rId10">
+      <w:hyperlink r:id="rId11">
         <w:r>
           <w:rPr>
             <w:rStyle w:val="Hyperlink"/>
@@ -186,7 +508,7 @@
         </w:pict>
       </w:r>
     </w:p>
-    <w:bookmarkStart w:id="11" w:name="what-this-iteration-ships"/>
+    <w:bookmarkStart w:id="12" w:name="what-this-iteration-ships"/>
     <w:p>
       <w:pPr>
         <w:pStyle w:val="Heading2"/>
@@ -404,8 +726,8 @@
         </w:pict>
       </w:r>
     </w:p>
-    <w:bookmarkEnd w:id="11"/>
-    <w:bookmarkStart w:id="16" w:name="the-two-axes"/>
+    <w:bookmarkEnd w:id="12"/>
+    <w:bookmarkStart w:id="17" w:name="the-two-axes"/>
     <w:p>
       <w:pPr>
         <w:pStyle w:val="Heading2"/>
@@ -414,7 +736,7 @@
         <w:t xml:space="preserve">The two axes</w:t>
       </w:r>
     </w:p>
-    <w:bookmarkStart w:id="12" w:name="axis-a-ceremony-type-required"/>
+    <w:bookmarkStart w:id="13" w:name="axis-a-ceremony-type-required"/>
     <w:p>
       <w:pPr>
         <w:pStyle w:val="Heading3"/>
@@ -961,8 +1283,8 @@
         </w:tc>
       </w:tr>
     </w:tbl>
-    <w:bookmarkEnd w:id="12"/>
-    <w:bookmarkStart w:id="13" w:name="axis-b-venue-setting-required"/>
+    <w:bookmarkEnd w:id="13"/>
+    <w:bookmarkStart w:id="14" w:name="axis-b-venue-setting-required"/>
     <w:p>
       <w:pPr>
         <w:pStyle w:val="Heading3"/>
@@ -1199,8 +1521,8 @@
         </w:tc>
       </w:tr>
     </w:tbl>
-    <w:bookmarkEnd w:id="13"/>
-    <w:bookmarkStart w:id="14" w:name="X770997f81757df57ac5579686be3abca3376ecb"/>
+    <w:bookmarkEnd w:id="14"/>
+    <w:bookmarkStart w:id="15" w:name="X770997f81757df57ac5579686be3abca3376ecb"/>
     <w:p>
       <w:pPr>
         <w:pStyle w:val="Heading3"/>
@@ -1528,8 +1850,8 @@
         <w:t xml:space="preserve">— Open-text fallback for niche traditions</w:t>
       </w:r>
     </w:p>
-    <w:bookmarkEnd w:id="14"/>
-    <w:bookmarkStart w:id="15" w:name="X2c9b0810906d06c5a4a00ef3a327cd814d3f1e9"/>
+    <w:bookmarkEnd w:id="15"/>
+    <w:bookmarkStart w:id="16" w:name="X2c9b0810906d06c5a4a00ef3a327cd814d3f1e9"/>
     <w:p>
       <w:pPr>
         <w:pStyle w:val="Heading3"/>
@@ -1609,9 +1931,9 @@
         </w:pict>
       </w:r>
     </w:p>
-    <w:bookmarkEnd w:id="15"/>
     <w:bookmarkEnd w:id="16"/>
-    <w:bookmarkStart w:id="20" w:name="schema"/>
+    <w:bookmarkEnd w:id="17"/>
+    <w:bookmarkStart w:id="21" w:name="schema"/>
     <w:p>
       <w:pPr>
         <w:pStyle w:val="Heading2"/>
@@ -1620,7 +1942,7 @@
         <w:t xml:space="preserve">Schema</w:t>
       </w:r>
     </w:p>
-    <w:bookmarkStart w:id="17" w:name="events-table-additions"/>
+    <w:bookmarkStart w:id="18" w:name="events-table-additions"/>
     <w:p>
       <w:pPr>
         <w:pStyle w:val="Heading3"/>
@@ -2953,8 +3275,8 @@
         <w:t xml:space="preserve">reflect the most common PH wedding shape, so existing events (created before this iteration ships) backfill cleanly without owner intervention.</w:t>
       </w:r>
     </w:p>
-    <w:bookmarkEnd w:id="17"/>
-    <w:bookmarkStart w:id="18" w:name="wedding_type_launch_status-table-new"/>
+    <w:bookmarkEnd w:id="18"/>
+    <w:bookmarkStart w:id="19" w:name="wedding_type_launch_status-table-new"/>
     <w:p>
       <w:pPr>
         <w:pStyle w:val="Heading3"/>
@@ -3954,8 +4276,8 @@
         <w:t xml:space="preserve">);</w:t>
       </w:r>
     </w:p>
-    <w:bookmarkEnd w:id="18"/>
-    <w:bookmarkStart w:id="19" w:name="X649aa249d7a3c2e46360137888222222f27174f"/>
+    <w:bookmarkEnd w:id="19"/>
+    <w:bookmarkStart w:id="20" w:name="X649aa249d7a3c2e46360137888222222f27174f"/>
     <w:p>
       <w:pPr>
         <w:pStyle w:val="Heading3"/>
@@ -4299,9 +4621,9 @@
         </w:pict>
       </w:r>
     </w:p>
-    <w:bookmarkEnd w:id="19"/>
     <w:bookmarkEnd w:id="20"/>
-    <w:bookmarkStart w:id="25" w:name="picker-ux"/>
+    <w:bookmarkEnd w:id="21"/>
+    <w:bookmarkStart w:id="26" w:name="picker-ux"/>
     <w:p>
       <w:pPr>
         <w:pStyle w:val="Heading2"/>
@@ -4310,7 +4632,7 @@
         <w:t xml:space="preserve">Picker UX</w:t>
       </w:r>
     </w:p>
-    <w:bookmarkStart w:id="21" w:name="where-it-appears"/>
+    <w:bookmarkStart w:id="22" w:name="where-it-appears"/>
     <w:p>
       <w:pPr>
         <w:pStyle w:val="Heading3"/>
@@ -4343,7 +4665,7 @@
       <w:r>
         <w:t xml:space="preserve"> </w:t>
       </w:r>
-      <w:hyperlink r:id="rId9">
+      <w:hyperlink r:id="rId10">
         <w:r>
           <w:rPr>
             <w:rStyle w:val="Hyperlink"/>
@@ -4379,7 +4701,7 @@
       <w:r>
         <w:t xml:space="preserve">— from couple dashboard event settings (</w:t>
       </w:r>
-      <w:hyperlink r:id="rId10">
+      <w:hyperlink r:id="rId11">
         <w:r>
           <w:rPr>
             <w:rStyle w:val="Hyperlink"/>
@@ -4394,8 +4716,8 @@
         <w:t xml:space="preserve">§ Settings). Changing the picker after vendors are shortlisted triggers a soft-warning flow (see § Change-management below).</w:t>
       </w:r>
     </w:p>
-    <w:bookmarkEnd w:id="21"/>
-    <w:bookmarkStart w:id="22" w:name="layout-pattern"/>
+    <w:bookmarkEnd w:id="22"/>
+    <w:bookmarkStart w:id="23" w:name="layout-pattern"/>
     <w:p>
       <w:pPr>
         <w:pStyle w:val="Heading3"/>
@@ -5069,8 +5391,8 @@
         <w:t xml:space="preserve">option) for the second ceremony.</w:t>
       </w:r>
     </w:p>
-    <w:bookmarkEnd w:id="22"/>
-    <w:bookmarkStart w:id="23" w:name="coming-soon-ux"/>
+    <w:bookmarkEnd w:id="23"/>
+    <w:bookmarkStart w:id="24" w:name="coming-soon-ux"/>
     <w:p>
       <w:pPr>
         <w:pStyle w:val="Heading3"/>
@@ -5153,8 +5475,8 @@
         <w:t xml:space="preserve">→ email capture, no event created yet</w:t>
       </w:r>
     </w:p>
-    <w:bookmarkEnd w:id="23"/>
-    <w:bookmarkStart w:id="24" w:name="change-management"/>
+    <w:bookmarkEnd w:id="24"/>
+    <w:bookmarkStart w:id="25" w:name="change-management"/>
     <w:p>
       <w:pPr>
         <w:pStyle w:val="Heading3"/>
@@ -5255,9 +5577,9 @@
         </w:pict>
       </w:r>
     </w:p>
-    <w:bookmarkEnd w:id="24"/>
     <w:bookmarkEnd w:id="25"/>
-    <w:bookmarkStart w:id="32" w:name="X3dcdf008438ce578ec6737061bcf324c8b9aa2f"/>
+    <w:bookmarkEnd w:id="26"/>
+    <w:bookmarkStart w:id="33" w:name="X3dcdf008438ce578ec6737061bcf324c8b9aa2f"/>
     <w:p>
       <w:pPr>
         <w:pStyle w:val="Heading2"/>
@@ -5333,7 +5655,7 @@
             <w:r>
               <w:t xml:space="preserve">(</w:t>
             </w:r>
-            <w:hyperlink r:id="rId26">
+            <w:hyperlink r:id="rId27">
               <w:r>
                 <w:rPr>
                   <w:rStyle w:val="Hyperlink"/>
@@ -5378,7 +5700,7 @@
             <w:r>
               <w:t xml:space="preserve">(</w:t>
             </w:r>
-            <w:hyperlink r:id="rId26">
+            <w:hyperlink r:id="rId27">
               <w:r>
                 <w:rPr>
                   <w:rStyle w:val="Hyperlink"/>
@@ -5539,7 +5861,7 @@
             <w:r>
               <w:t xml:space="preserve">(</w:t>
             </w:r>
-            <w:hyperlink r:id="rId27">
+            <w:hyperlink r:id="rId28">
               <w:r>
                 <w:rPr>
                   <w:rStyle w:val="Hyperlink"/>
@@ -5584,7 +5906,7 @@
             <w:r>
               <w:t xml:space="preserve">(</w:t>
             </w:r>
-            <w:hyperlink r:id="rId28">
+            <w:hyperlink r:id="rId29">
               <w:r>
                 <w:rPr>
                   <w:rStyle w:val="Hyperlink"/>
@@ -5629,7 +5951,7 @@
             <w:r>
               <w:t xml:space="preserve">(</w:t>
             </w:r>
-            <w:hyperlink r:id="rId27">
+            <w:hyperlink r:id="rId28">
               <w:r>
                 <w:rPr>
                   <w:rStyle w:val="Hyperlink"/>
@@ -5674,7 +5996,7 @@
             <w:r>
               <w:t xml:space="preserve">(</w:t>
             </w:r>
-            <w:hyperlink r:id="rId29">
+            <w:hyperlink r:id="rId30">
               <w:r>
                 <w:rPr>
                   <w:rStyle w:val="Hyperlink"/>
@@ -5719,7 +6041,7 @@
             <w:r>
               <w:t xml:space="preserve">(</w:t>
             </w:r>
-            <w:hyperlink r:id="rId10">
+            <w:hyperlink r:id="rId11">
               <w:r>
                 <w:rPr>
                   <w:rStyle w:val="Hyperlink"/>
@@ -5733,7 +6055,7 @@
             <w:r>
               <w:t xml:space="preserve"> </w:t>
             </w:r>
-            <w:hyperlink r:id="rId30">
+            <w:hyperlink r:id="rId31">
               <w:r>
                 <w:rPr>
                   <w:rStyle w:val="Hyperlink"/>
@@ -5778,7 +6100,7 @@
             <w:r>
               <w:t xml:space="preserve">(</w:t>
             </w:r>
-            <w:hyperlink r:id="rId31">
+            <w:hyperlink r:id="rId32">
               <w:r>
                 <w:rPr>
                   <w:rStyle w:val="Hyperlink"/>
@@ -5823,7 +6145,7 @@
             <w:r>
               <w:t xml:space="preserve">(</w:t>
             </w:r>
-            <w:hyperlink r:id="rId26">
+            <w:hyperlink r:id="rId27">
               <w:r>
                 <w:rPr>
                   <w:rStyle w:val="Hyperlink"/>
@@ -5871,7 +6193,7 @@
             <w:r>
               <w:t xml:space="preserve">(</w:t>
             </w:r>
-            <w:hyperlink r:id="rId26">
+            <w:hyperlink r:id="rId27">
               <w:r>
                 <w:rPr>
                   <w:rStyle w:val="Hyperlink"/>
@@ -5934,8 +6256,8 @@
         </w:pict>
       </w:r>
     </w:p>
-    <w:bookmarkEnd w:id="32"/>
-    <w:bookmarkStart w:id="33" w:name="Xddf6cea017d4b772d2f5e7c377e8ab97d069f93"/>
+    <w:bookmarkEnd w:id="33"/>
+    <w:bookmarkStart w:id="34" w:name="Xddf6cea017d4b772d2f5e7c377e8ab97d069f93"/>
     <w:p>
       <w:pPr>
         <w:pStyle w:val="Heading2"/>
@@ -6371,8 +6693,8 @@
         </w:pict>
       </w:r>
     </w:p>
-    <w:bookmarkEnd w:id="33"/>
-    <w:bookmarkStart w:id="34" w:name="lechonero-edge-case"/>
+    <w:bookmarkEnd w:id="34"/>
+    <w:bookmarkStart w:id="35" w:name="lechonero-edge-case"/>
     <w:p>
       <w:pPr>
         <w:pStyle w:val="Heading2"/>
@@ -6391,7 +6713,7 @@
       <w:r>
         <w:t xml:space="preserve"> </w:t>
       </w:r>
-      <w:hyperlink r:id="rId26">
+      <w:hyperlink r:id="rId27">
         <w:r>
           <w:rPr>
             <w:rStyle w:val="Hyperlink"/>
@@ -6497,8 +6819,8 @@
         </w:pict>
       </w:r>
     </w:p>
-    <w:bookmarkEnd w:id="34"/>
-    <w:bookmarkStart w:id="35" w:name="phasing"/>
+    <w:bookmarkEnd w:id="35"/>
+    <w:bookmarkStart w:id="36" w:name="phasing"/>
     <w:p>
       <w:pPr>
         <w:pStyle w:val="Heading2"/>
@@ -6736,8 +7058,8 @@
         </w:pict>
       </w:r>
     </w:p>
-    <w:bookmarkEnd w:id="35"/>
-    <w:bookmarkStart w:id="36" w:name="smart-defaults-logic"/>
+    <w:bookmarkEnd w:id="36"/>
+    <w:bookmarkStart w:id="37" w:name="smart-defaults-logic"/>
     <w:p>
       <w:pPr>
         <w:pStyle w:val="Heading2"/>
@@ -6930,8 +7252,8 @@
         </w:pict>
       </w:r>
     </w:p>
-    <w:bookmarkEnd w:id="36"/>
-    <w:bookmarkStart w:id="38" w:name="edge-cases"/>
+    <w:bookmarkEnd w:id="37"/>
+    <w:bookmarkStart w:id="39" w:name="edge-cases"/>
     <w:p>
       <w:pPr>
         <w:pStyle w:val="Heading2"/>
@@ -7085,7 +7407,7 @@
       <w:r>
         <w:t xml:space="preserve">Couple flags via review system (</w:t>
       </w:r>
-      <w:hyperlink r:id="rId26">
+      <w:hyperlink r:id="rId27">
         <w:r>
           <w:rPr>
             <w:rStyle w:val="Hyperlink"/>
@@ -7096,7 +7418,7 @@
       <w:r>
         <w:t xml:space="preserve">); admin moderation queue (</w:t>
       </w:r>
-      <w:hyperlink r:id="rId37">
+      <w:hyperlink r:id="rId38">
         <w:r>
           <w:rPr>
             <w:rStyle w:val="Hyperlink"/>
@@ -7159,8 +7481,8 @@
         </w:pict>
       </w:r>
     </w:p>
-    <w:bookmarkEnd w:id="38"/>
-    <w:bookmarkStart w:id="39" w:name="open-questions"/>
+    <w:bookmarkEnd w:id="39"/>
+    <w:bookmarkStart w:id="40" w:name="open-questions"/>
     <w:p>
       <w:pPr>
         <w:pStyle w:val="Heading2"/>
@@ -7388,8 +7710,8 @@
         </w:pict>
       </w:r>
     </w:p>
-    <w:bookmarkEnd w:id="39"/>
-    <w:bookmarkStart w:id="43" w:name="cross-references"/>
+    <w:bookmarkEnd w:id="40"/>
+    <w:bookmarkStart w:id="44" w:name="cross-references"/>
     <w:p>
       <w:pPr>
         <w:pStyle w:val="Heading2"/>
@@ -7412,7 +7734,7 @@
       <w:r>
         <w:t xml:space="preserve"> </w:t>
       </w:r>
-      <w:hyperlink r:id="rId9">
+      <w:hyperlink r:id="rId10">
         <w:r>
           <w:rPr>
             <w:rStyle w:val="Hyperlink"/>
@@ -7429,7 +7751,7 @@
       <w:r>
         <w:t xml:space="preserve"> </w:t>
       </w:r>
-      <w:hyperlink r:id="rId26">
+      <w:hyperlink r:id="rId27">
         <w:r>
           <w:rPr>
             <w:rStyle w:val="Hyperlink"/>
@@ -7446,7 +7768,7 @@
       <w:r>
         <w:t xml:space="preserve"> </w:t>
       </w:r>
-      <w:hyperlink r:id="rId27">
+      <w:hyperlink r:id="rId28">
         <w:r>
           <w:rPr>
             <w:rStyle w:val="Hyperlink"/>
@@ -7463,7 +7785,7 @@
       <w:r>
         <w:t xml:space="preserve"> </w:t>
       </w:r>
-      <w:hyperlink r:id="rId10">
+      <w:hyperlink r:id="rId11">
         <w:r>
           <w:rPr>
             <w:rStyle w:val="Hyperlink"/>
@@ -7633,7 +7955,7 @@
       <w:r>
         <w:t xml:space="preserve"> </w:t>
       </w:r>
-      <w:hyperlink r:id="rId40">
+      <w:hyperlink r:id="rId41">
         <w:r>
           <w:rPr>
             <w:rStyle w:val="Hyperlink"/>
@@ -7647,7 +7969,7 @@
       <w:r>
         <w:t xml:space="preserve"> </w:t>
       </w:r>
-      <w:hyperlink r:id="rId41">
+      <w:hyperlink r:id="rId42">
         <w:r>
           <w:rPr>
             <w:rStyle w:val="Hyperlink"/>
@@ -7661,7 +7983,7 @@
       <w:r>
         <w:t xml:space="preserve"> </w:t>
       </w:r>
-      <w:hyperlink r:id="rId31">
+      <w:hyperlink r:id="rId32">
         <w:r>
           <w:rPr>
             <w:rStyle w:val="Hyperlink"/>
@@ -7675,7 +7997,7 @@
       <w:r>
         <w:t xml:space="preserve"> </w:t>
       </w:r>
-      <w:hyperlink r:id="rId42">
+      <w:hyperlink r:id="rId43">
         <w:r>
           <w:rPr>
             <w:rStyle w:val="Hyperlink"/>
@@ -7689,7 +8011,7 @@
       <w:r>
         <w:t xml:space="preserve"> </w:t>
       </w:r>
-      <w:hyperlink r:id="rId27">
+      <w:hyperlink r:id="rId28">
         <w:r>
           <w:rPr>
             <w:rStyle w:val="Hyperlink"/>
@@ -7706,7 +8028,7 @@
       <w:r>
         <w:t xml:space="preserve"> </w:t>
       </w:r>
-      <w:hyperlink r:id="rId26">
+      <w:hyperlink r:id="rId27">
         <w:r>
           <w:rPr>
             <w:rStyle w:val="Hyperlink"/>
@@ -7723,7 +8045,7 @@
       <w:r>
         <w:t xml:space="preserve"> </w:t>
       </w:r>
-      <w:hyperlink r:id="rId28">
+      <w:hyperlink r:id="rId29">
         <w:r>
           <w:rPr>
             <w:rStyle w:val="Hyperlink"/>
@@ -7745,8 +8067,8 @@
         </w:pict>
       </w:r>
     </w:p>
-    <w:bookmarkEnd w:id="43"/>
-    <w:bookmarkStart w:id="44" w:name="X32048a957417733135826969050a5e0c9f3b0ff"/>
+    <w:bookmarkEnd w:id="44"/>
+    <w:bookmarkStart w:id="45" w:name="X32048a957417733135826969050a5e0c9f3b0ff"/>
     <w:p>
       <w:pPr>
         <w:pStyle w:val="Heading2"/>
@@ -7912,7 +8234,7 @@
       <w:r>
         <w:t xml:space="preserve"> </w:t>
       </w:r>
-      <w:hyperlink r:id="rId37">
+      <w:hyperlink r:id="rId38">
         <w:r>
           <w:rPr>
             <w:rStyle w:val="Hyperlink"/>
@@ -8124,7 +8446,7 @@
       <w:r>
         <w:t xml:space="preserve"> </w:t>
       </w:r>
-      <w:hyperlink r:id="rId37">
+      <w:hyperlink r:id="rId38">
         <w:r>
           <w:rPr>
             <w:rStyle w:val="Hyperlink"/>
@@ -8158,8 +8480,8 @@
         </w:pict>
       </w:r>
     </w:p>
-    <w:bookmarkEnd w:id="44"/>
-    <w:bookmarkStart w:id="45" w:name="decision-log"/>
+    <w:bookmarkEnd w:id="45"/>
+    <w:bookmarkStart w:id="46" w:name="decision-log"/>
     <w:p>
       <w:pPr>
         <w:pStyle w:val="Heading2"/>
@@ -8190,8 +8512,8 @@
         <w:t xml:space="preserve">Concept locked across multi-turn session: 7 ceremony types, 7 venue settings, conditional sub-types for Muslim/Cultural, secondary ceremony for mixed, V1.1 ships 2 active + 4 Coming Soon, schema supports all 7 from day 1 to avoid migrations. Catering faith-compatibility tags (Halal/INC/etc.) live in 0044 per-category schemas as a shared attribute group. Self-filtering pattern means category-level hiding isn’t needed — vendor compatibility tags handle exclusion (Lechonero example).</w:t>
       </w:r>
     </w:p>
-    <w:bookmarkEnd w:id="45"/>
     <w:bookmarkEnd w:id="46"/>
+    <w:bookmarkEnd w:id="47"/>
     <w:sectPr>
       <w:footnotePr>
         <w:numRestart w:val="eachSect"/>
